--- a/preview/docxs/04-tech-teal.docx
+++ b/preview/docxs/04-tech-teal.docx
@@ -508,7 +508,7 @@
         </w:rPr>
         <w:t xml:space="preserve">Demo: </w:t>
       </w:r>
-      <w:hyperlink w:history="1" r:id="rIdvi4zvn2vakp5vkloh8xi0">
+      <w:hyperlink w:history="1" r:id="rIdgxv0asd_yoxyjglyk7nml">
         <w:r>
           <w:rPr>
             <w:color w:val="0d9488"/>
@@ -536,7 +536,7 @@
         </w:rPr>
         <w:t xml:space="preserve">Code: </w:t>
       </w:r>
-      <w:hyperlink w:history="1" r:id="rIdfz3-lokajarcwzfrnflku">
+      <w:hyperlink w:history="1" r:id="rIdakjmbjyy1rgvtgkso9eqv">
         <w:r>
           <w:rPr>
             <w:color w:val="0d9488"/>
@@ -626,7 +626,7 @@
         </w:rPr>
         <w:t xml:space="preserve">Demo: </w:t>
       </w:r>
-      <w:hyperlink w:history="1" r:id="rIduatdyfeuib9zgqlwvq-9v">
+      <w:hyperlink w:history="1" r:id="rId___ryw0l3ztuuzabsfuiu">
         <w:r>
           <w:rPr>
             <w:color w:val="0d9488"/>
@@ -1060,7 +1060,7 @@
         </w:rPr>
         <w:t xml:space="preserve">Portfolio: </w:t>
       </w:r>
-      <w:hyperlink w:history="1" r:id="rIdr9gb8cjjyv_h0zezv_ii9">
+      <w:hyperlink w:history="1" r:id="rId50f5rj2upoc4kn3rt3ksa">
         <w:r>
           <w:rPr>
             <w:color w:val="0d9488"/>
